--- a/docs/pilot-study/manuscripts/submission_v2.44/manuscript_JAMT_v2.44.docx
+++ b/docs/pilot-study/manuscripts/submission_v2.44/manuscript_JAMT_v2.44.docx
@@ -1641,7 +1641,7 @@
               <w:t>を避ける（</w:t>
             </w:r>
             <w:r>
-              <w:t>≤15 dB</w:t>
+              <w:t>≤10 dB</w:t>
             </w:r>
             <w:r>
               <w:t>）。程度は聴力像に非反映</w:t>
